--- a/papers/_sources/rope_maxwell_equations.docx
+++ b/papers/_sources/rope_maxwell_equations.docx
@@ -310,6 +310,22 @@
           <w:szCs w:val="28"/>
         </w:rPr>
         <w:t xml:space="preserve">1.  The Physical Picture</w:t>
+      </w:r>
+    </w:p>
+    <w:p>
+      <w:pPr>
+        <w:pStyle w:val="FirstParagraph"/>
+      </w:pPr>
+      <w:r>
+        <w:t xml:space="preserve">Mark Palmer · with computational collaboration by Claude (Anthropic)</w:t>
+      </w:r>
+    </w:p>
+    <w:p>
+      <w:pPr>
+        <w:pStyle w:val="FirstParagraph"/>
+      </w:pPr>
+      <w:r>
+        <w:t xml:space="preserve">Charlotte, NC · palmer100@gmail.com</w:t>
       </w:r>
     </w:p>
     <w:p>

--- a/papers/_sources/rope_maxwell_equations.docx
+++ b/papers/_sources/rope_maxwell_equations.docx
@@ -294,6 +294,20 @@
         <w:spacing w:before="0" w:after="160"/>
         <w:jc w:val="both"/>
       </w:pPr>
+    </w:p>
+    <w:p>
+      <w:pPr>
+        <w:spacing w:after="160" w:before="0" w:line="276"/>
+        <w:jc w:val="both"/>
+      </w:pPr>
+      <w:r>
+        <w:rPr>
+          <w:rFonts w:ascii="Times New Roman" w:cs="Times New Roman" w:eastAsia="Times New Roman" w:hAnsi="Times New Roman"/>
+          <w:sz w:val="24"/>
+          <w:szCs w:val="24"/>
+        </w:rPr>
+        <w:t xml:space="preserve">Naming note (5 September 2026). This programme is now the Mesh Programme and the theory it develops the mesh framework; 'the rope framework' in earlier revisions reads 'the mesh framework'. 'Rope' remains the name of the two-strand wound object, and the Rope Hypothesis credited to Bill Gaede keeps its name. Identifiers (repository, rope_solver, file names, claim IDs) are unchanged.</w:t>
+      </w:r>
     </w:p>
     <w:p>
       <w:pPr>
@@ -2826,7 +2840,7 @@
           <w:sz w:val="24"/>
           <w:szCs w:val="24"/>
         </w:rPr>
-        <w:t xml:space="preserve">This is the electromagnetic wave equation. Light is a coupled pressure-vortex wave in the rope network, propagating at c = √(T/μ). This is consistent with the rope programme’s existing result T = uλ_c² and the definition of c from rope tension.</w:t>
+        <w:t xml:space="preserve">This is the electromagnetic wave equation. Light is a coupled pressure-vortex wave in the rope network, propagating at c = √(T/μ). This is consistent with the mesh programme’s existing result T = uλ_c² and the definition of c from rope tension.</w:t>
       </w:r>
     </w:p>
     <w:p>
@@ -3780,7 +3794,7 @@
           <w:sz w:val="24"/>
           <w:szCs w:val="24"/>
         </w:rPr>
-        <w:t xml:space="preserve">Gaede independently rediscovered Maxwell’s intuition. The rope programme adds the identification of this medium with the Hopf bundle S³, the quantisation of charges as winding numbers, and the connection to Chern-Simons topology that gives the Weinberg angle and lepton masses. Maxwell had the fluid; the rope programme identifies the geometry.</w:t>
+        <w:t xml:space="preserve">Gaede independently rediscovered Maxwell’s intuition. The mesh programme adds the identification of this medium with the Hopf bundle S³, the quantisation of charges as winding numbers, and the connection to Chern-Simons topology that gives the Weinberg angle and lepton masses. Maxwell had the fluid; the mesh programme identifies the geometry.</w:t>
       </w:r>
     </w:p>
     <w:p>
@@ -4540,7 +4554,7 @@
           <w:sz w:val="18"/>
           <w:szCs w:val="18"/>
         </w:rPr>
-        <w:t xml:space="preserve">Disclosure: produced through collaboration with Claude Sonnet 4.6 (Anthropic, June 2026). The derivation of Maxwell’s equations from vortex fluid dynamics is not new — it reproduces Maxwell’s own 1861 approach. What is new is placing this derivation explicitly within the rope programme’s framework and connecting it to the Hopf bundle geometry.</w:t>
+        <w:t xml:space="preserve">Disclosure: produced through collaboration with Claude Sonnet 4.6 (Anthropic, June 2026). The derivation of Maxwell’s equations from vortex fluid dynamics is not new — it reproduces Maxwell’s own 1861 approach. What is new is placing this derivation explicitly within the mesh programme’s framework and connecting it to the Hopf bundle geometry.</w:t>
       </w:r>
     </w:p>
     <w:p>
